--- a/phonechecks/20_09_26.docx
+++ b/phonechecks/20_09_26.docx
@@ -112,7 +112,7 @@
           </w:tcPr>
           <w:p>
             <w:r>
-              <w:t>ron</w:t>
+              <w:t>john</w:t>
             </w:r>
           </w:p>
         </w:tc>

--- a/phonechecks/20_09_26.docx
+++ b/phonechecks/20_09_26.docx
@@ -112,7 +112,7 @@
           </w:tcPr>
           <w:p>
             <w:r>
-              <w:t>john</w:t>
+              <w:t>dima</w:t>
             </w:r>
           </w:p>
         </w:tc>

--- a/phonechecks/20_09_26.docx
+++ b/phonechecks/20_09_26.docx
@@ -112,7 +112,7 @@
           </w:tcPr>
           <w:p>
             <w:r>
-              <w:t>dima</w:t>
+              <w:t>david</w:t>
             </w:r>
           </w:p>
         </w:tc>
